--- a/document/3 - Cac_luoc_do_usecase_sequence_erd_database_v0.7.docx
+++ b/document/3 - Cac_luoc_do_usecase_sequence_erd_database_v0.7.docx
@@ -6387,7 +6387,7 @@
                 <w:sz w:val="20"/>
                 <w:szCs w:val="20"/>
               </w:rPr>
-              <w:t>1a. Người không phải Admin truy cập → 403 (FR-01). 2b. Khóa hoặc gỡ vai trò Admin của Admin đang hoạt động cuối cùng → 409 LAST_ADMIN; Admin tự khóa chính mình → 409.</w:t>
+              <w:t>1a. Người không phải Admin truy cập → 403 (FR-01). 2b. Admin tự khóa hoặc tự gỡ vai trò Admin của chính mình → 422; nhờ đó hệ thống luôn còn ít nhất một Admin.</w:t>
             </w:r>
           </w:p>
         </w:tc>
@@ -16946,7 +16946,7 @@
                 <w:sz w:val="20"/>
                 <w:szCs w:val="20"/>
               </w:rPr>
-              <w:t>3a. Gỡ vai trò Admin của Admin đang hoạt động cuối cùng → 409 LAST_ADMIN.</w:t>
+              <w:t>3a. Admin tự gỡ vai trò Admin của chính mình → 422.</w:t>
             </w:r>
           </w:p>
           <w:p>
